--- a/1. Software y Hardware/1.4 Cierre/1.4.3 SRICA_045_000 - Acta de Capacitación.docx
+++ b/1. Software y Hardware/1.4 Cierre/1.4.3 SRICA_045_000 - Acta de Capacitación.docx
@@ -110,15 +110,7 @@
           <w:sz w:val="28"/>
           <w:szCs w:val="28"/>
         </w:rPr>
-        <w:t>45</w:t>
-      </w:r>
-      <w:r>
-        <w:rPr>
-          <w:rFonts w:ascii="Arial" w:hAnsi="Arial" w:cs="Arial"/>
-          <w:sz w:val="28"/>
-          <w:szCs w:val="28"/>
-        </w:rPr>
-        <w:t>_000</w:t>
+        <w:t>45_000</w:t>
       </w:r>
     </w:p>
     <w:p>
@@ -548,19 +540,7 @@
               <w:rPr>
                 <w:rFonts w:ascii="Arial" w:hAnsi="Arial" w:cs="Arial"/>
               </w:rPr>
-              <w:t xml:space="preserve">Se realiza el acta de </w:t>
-            </w:r>
-            <w:r>
-              <w:rPr>
-                <w:rFonts w:ascii="Arial" w:hAnsi="Arial" w:cs="Arial"/>
-              </w:rPr>
-              <w:t>capacitación</w:t>
-            </w:r>
-            <w:r>
-              <w:rPr>
-                <w:rFonts w:ascii="Arial" w:hAnsi="Arial" w:cs="Arial"/>
-              </w:rPr>
-              <w:t xml:space="preserve"> </w:t>
+              <w:t xml:space="preserve">Se realiza el acta de capacitación </w:t>
             </w:r>
             <w:r>
               <w:rPr>
@@ -1497,6 +1477,12 @@
                 <w:rFonts w:ascii="Arial" w:hAnsi="Arial" w:cs="Arial"/>
               </w:rPr>
             </w:pPr>
+            <w:r>
+              <w:rPr>
+                <w:rFonts w:ascii="Arial" w:hAnsi="Arial" w:cs="Arial"/>
+              </w:rPr>
+              <w:t>-</w:t>
+            </w:r>
           </w:p>
         </w:tc>
         <w:tc>
@@ -1512,6 +1498,12 @@
                 <w:rFonts w:ascii="Arial" w:hAnsi="Arial" w:cs="Arial"/>
               </w:rPr>
             </w:pPr>
+            <w:r>
+              <w:rPr>
+                <w:rFonts w:ascii="Arial" w:hAnsi="Arial" w:cs="Arial"/>
+              </w:rPr>
+              <w:t>-</w:t>
+            </w:r>
           </w:p>
         </w:tc>
         <w:tc>
@@ -1527,6 +1519,12 @@
                 <w:rFonts w:ascii="Arial" w:hAnsi="Arial" w:cs="Arial"/>
               </w:rPr>
             </w:pPr>
+            <w:r>
+              <w:rPr>
+                <w:rFonts w:ascii="Arial" w:hAnsi="Arial" w:cs="Arial"/>
+              </w:rPr>
+              <w:t>-</w:t>
+            </w:r>
           </w:p>
         </w:tc>
       </w:tr>
